--- a/klagomål/A 52046-2022 FSC-klagomål.docx
+++ b/klagomål/A 52046-2022 FSC-klagomål.docx
@@ -708,7 +708,7 @@
     <w:r>
       <w:tab/>
       <w:tab/>
-      <w:t>2026-09-14</w:t>
+      <w:t>2026-09-15</w:t>
       <w:br/>
       <w:br/>
     </w:r>

--- a/klagomål/A 52046-2022 FSC-klagomål.docx
+++ b/klagomål/A 52046-2022 FSC-klagomål.docx
@@ -708,7 +708,7 @@
     <w:r>
       <w:tab/>
       <w:tab/>
-      <w:t>2026-09-15</w:t>
+      <w:t>2026-09-16</w:t>
       <w:br/>
       <w:br/>
     </w:r>

--- a/klagomål/A 52046-2022 FSC-klagomål.docx
+++ b/klagomål/A 52046-2022 FSC-klagomål.docx
@@ -708,7 +708,7 @@
     <w:r>
       <w:tab/>
       <w:tab/>
-      <w:t>2026-09-16</w:t>
+      <w:t>2026-09-17</w:t>
       <w:br/>
       <w:br/>
     </w:r>

--- a/klagomål/A 52046-2022 FSC-klagomål.docx
+++ b/klagomål/A 52046-2022 FSC-klagomål.docx
@@ -708,7 +708,7 @@
     <w:r>
       <w:tab/>
       <w:tab/>
-      <w:t>2026-09-17</w:t>
+      <w:t>2026-09-18</w:t>
       <w:br/>
       <w:br/>
     </w:r>

--- a/klagomål/A 52046-2022 FSC-klagomål.docx
+++ b/klagomål/A 52046-2022 FSC-klagomål.docx
@@ -708,7 +708,7 @@
     <w:r>
       <w:tab/>
       <w:tab/>
-      <w:t>2026-09-18</w:t>
+      <w:t>2026-09-19</w:t>
       <w:br/>
       <w:br/>
     </w:r>

--- a/klagomål/A 52046-2022 FSC-klagomål.docx
+++ b/klagomål/A 52046-2022 FSC-klagomål.docx
@@ -708,7 +708,7 @@
     <w:r>
       <w:tab/>
       <w:tab/>
-      <w:t>2026-09-19</w:t>
+      <w:t>2026-09-21</w:t>
       <w:br/>
       <w:br/>
     </w:r>

--- a/klagomål/A 52046-2022 FSC-klagomål.docx
+++ b/klagomål/A 52046-2022 FSC-klagomål.docx
@@ -708,7 +708,7 @@
     <w:r>
       <w:tab/>
       <w:tab/>
-      <w:t>2026-09-21</w:t>
+      <w:t>2026-09-23</w:t>
       <w:br/>
       <w:br/>
     </w:r>

--- a/klagomål/A 52046-2022 FSC-klagomål.docx
+++ b/klagomål/A 52046-2022 FSC-klagomål.docx
@@ -708,7 +708,7 @@
     <w:r>
       <w:tab/>
       <w:tab/>
-      <w:t>2026-09-23</w:t>
+      <w:t>2026-09-24</w:t>
       <w:br/>
       <w:br/>
     </w:r>

--- a/klagomål/A 52046-2022 FSC-klagomål.docx
+++ b/klagomål/A 52046-2022 FSC-klagomål.docx
@@ -708,7 +708,7 @@
     <w:r>
       <w:tab/>
       <w:tab/>
-      <w:t>2026-09-24</w:t>
+      <w:t>2026-09-25</w:t>
       <w:br/>
       <w:br/>
     </w:r>

--- a/klagomål/A 52046-2022 FSC-klagomål.docx
+++ b/klagomål/A 52046-2022 FSC-klagomål.docx
@@ -708,7 +708,7 @@
     <w:r>
       <w:tab/>
       <w:tab/>
-      <w:t>2026-09-25</w:t>
+      <w:t>2026-09-26</w:t>
       <w:br/>
       <w:br/>
     </w:r>

--- a/klagomål/A 52046-2022 FSC-klagomål.docx
+++ b/klagomål/A 52046-2022 FSC-klagomål.docx
@@ -708,7 +708,7 @@
     <w:r>
       <w:tab/>
       <w:tab/>
-      <w:t>2026-09-26</w:t>
+      <w:t>2026-09-27</w:t>
       <w:br/>
       <w:br/>
     </w:r>

--- a/klagomål/A 52046-2022 FSC-klagomål.docx
+++ b/klagomål/A 52046-2022 FSC-klagomål.docx
@@ -708,7 +708,7 @@
     <w:r>
       <w:tab/>
       <w:tab/>
-      <w:t>2026-09-27</w:t>
+      <w:t>2026-09-28</w:t>
       <w:br/>
       <w:br/>
     </w:r>

--- a/klagomål/A 52046-2022 FSC-klagomål.docx
+++ b/klagomål/A 52046-2022 FSC-klagomål.docx
@@ -708,7 +708,7 @@
     <w:r>
       <w:tab/>
       <w:tab/>
-      <w:t>2026-09-28</w:t>
+      <w:t>2026-09-29</w:t>
       <w:br/>
       <w:br/>
     </w:r>

--- a/klagomål/A 52046-2022 FSC-klagomål.docx
+++ b/klagomål/A 52046-2022 FSC-klagomål.docx
@@ -708,7 +708,7 @@
     <w:r>
       <w:tab/>
       <w:tab/>
-      <w:t>2026-09-29</w:t>
+      <w:t>2026-09-30</w:t>
       <w:br/>
       <w:br/>
     </w:r>

--- a/klagomål/A 52046-2022 FSC-klagomål.docx
+++ b/klagomål/A 52046-2022 FSC-klagomål.docx
@@ -163,12 +163,12 @@
         <w:pStyle w:val="Title"/>
       </w:pPr>
       <w:r>
-        <w:t>Inledande FSC- /PEFC-klagomål – information om höga naturvärden och fridlysta arter i avverkningsanmälan A 52046-2022 i Södertälje kommun</w:t>
+        <w:t>Inledande FSC- /PEFC-klagomål – information om höga naturvärden i avverkningsanmälan A 52046-2022 i Södertälje kommun</w:t>
       </w:r>
     </w:p>
     <w:p>
       <w:r>
-        <w:t>Detta klagomål behandlar höga naturvärden i avverkningsanmälan A 52046-2022 i Södertälje kommun som inkom 2022-11-03 och omfattar 14,4 ha.</w:t>
+        <w:t>Detta klagomål behandlar höga naturvärden i avverkningsanmälan A 52046-2022 i Södertälje kommun som inkom 2022-11-03 och omfattar 8,4 ha.</w:t>
       </w:r>
     </w:p>
     <w:p>
@@ -216,12 +216,12 @@
         <w:spacing w:after="240"/>
       </w:pPr>
       <w:r>
-        <w:t>Figur 1. Fyndplatser för naturvårdsarter i och inom 5 meter från avverkningsanmälan. Markörer utan svart kant är placerade på fyndplatsen. Markörer med svart kant är placerade vid sidan av fyndplatsen och har ett svart streck som visar fyndplatsens exakta position. Kartans mittpunktskoordinat är N 6560497, E 647779 i SWEREF 99 TM.</w:t>
+        <w:t>Figur 1. Fyndplatser för naturvårdsarter i avverkningsanmälan. Markörer utan svart kant är placerade på fyndplatsen. Markörer med svart kant är placerade vid sidan av fyndplatsen och har ett svart streck som visar fyndplatsens exakta position. Kartans mittpunktskoordinat är N 6560698, E 647872 i SWEREF 99 TM.</w:t>
       </w:r>
     </w:p>
     <w:p>
       <w:r>
-        <w:t>I och inom 5 meter från avverkningsanmälan finns fynd av 2 naturvårdsarter, varav 1 är rödlistad, 1 är fridlyst och 1 är typisk (T): ullticka (NT, T) och nattviol (§8). Se Figur 1.</w:t>
+        <w:t>I avverkningsanmälan finns fynd av 1 naturvårdsarter, varav 1 är rödlistad: tjockfotad fingersvamp (NT). Se Figur 1.</w:t>
       </w:r>
     </w:p>
     <w:p>
@@ -252,55 +252,10 @@
         <w:rPr>
           <w:b/>
         </w:rPr>
-        <w:t>Ullticka (NT)</w:t>
+        <w:t xml:space="preserve">Tjockfotad fingersvamp (NT) </w:t>
       </w:r>
       <w:r>
-        <w:t xml:space="preserve"> är knuten till restbestånd av barrnaturskog och förekommer med ett tydligt optimum i orörda eller måttligt påverkade gamla granskogar där det föreligger viss kontinuitet av grov död ved. Ullticka är en bra signalart inom hela sitt utbredningsområde och i södra Sverige är den sällsynt och en god signalart för skyddsvärda granskogsmiljöer. Den hotas av avverkning och fragmentering av naturskog och äldre granskog med lång trädkontinuitet. På ullticka kan ibland ulltickeporing (VU) påträffas - det är en sällsynt ticka som nyligen delats upp i de tre olika arterna ulltickeporing </w:t>
-      </w:r>
-      <w:r>
-        <w:rPr>
-          <w:i/>
-        </w:rPr>
-        <w:t xml:space="preserve">Skeletocutis brevispora </w:t>
-      </w:r>
-      <w:r>
-        <w:t>(VU)</w:t>
-      </w:r>
-      <w:r>
-        <w:rPr>
-          <w:i/>
-        </w:rPr>
-        <w:t>, Skeletocutis delicata</w:t>
-      </w:r>
-      <w:r>
-        <w:t xml:space="preserve"> (VU)</w:t>
-      </w:r>
-      <w:r>
-        <w:rPr>
-          <w:i/>
-        </w:rPr>
-        <w:t xml:space="preserve"> och Skeletocutis exilis</w:t>
-      </w:r>
-      <w:r>
-        <w:t xml:space="preserve"> (NT). Ullticka är typisk art för </w:t>
-      </w:r>
-      <w:r>
-        <w:rPr>
-          <w:i/>
-        </w:rPr>
-        <w:t xml:space="preserve">9010 Taiga, 9050 Näringsrik granskog </w:t>
-      </w:r>
-      <w:r>
-        <w:t xml:space="preserve">och </w:t>
-      </w:r>
-      <w:r>
-        <w:rPr>
-          <w:i/>
-        </w:rPr>
-        <w:t>9030 Landhöjningsskog</w:t>
-      </w:r>
-      <w:r>
-        <w:t xml:space="preserve"> (SLU Artdatabanken, 2026; Nitare &amp; Skogsstyrelsen, 2019; Miettinen &amp; Niemelä, 2018).</w:t>
+        <w:t>bildar mykorrhiza med gran, eventuellt även med tall, i örtrika kalkbarrskogar, samt med bok och ek i ädellövskog på kalkrik mark. Den totala populationen i landet bedöms ha minskat under de senaste 50 åren och förväntas fortsätta minska, främst på grund av slutavverkning av äldre barrskog. Minskningstakten för den svenska populationen bedöms vara nära gränsvärdet för sårbar (VU). Slutavverkning, gödsling eller exploatering måste undvikas (SLU Artdatabanken, 2026).</w:t>
       </w:r>
     </w:p>
     <w:p>
@@ -393,7 +348,7 @@
         <w:rPr>
           <w:i/>
         </w:rPr>
-        <w:t>I det avverkningsanmälda skogsområdet har 2 naturvårdsarter varav 1 rödlistade arter sina livsmiljöer och växtplatser.</w:t>
+        <w:t>I det avverkningsanmälda skogsområdet har 1 naturvårdsarter varav 1 rödlistade arter sina livsmiljöer och växtplatser.</w:t>
       </w:r>
     </w:p>
     <w:p>
@@ -708,7 +663,7 @@
     <w:r>
       <w:tab/>
       <w:tab/>
-      <w:t>2026-09-30</w:t>
+      <w:t>2026-10-01</w:t>
       <w:br/>
       <w:br/>
     </w:r>

--- a/klagomål/A 52046-2022 FSC-klagomål.docx
+++ b/klagomål/A 52046-2022 FSC-klagomål.docx
@@ -163,12 +163,12 @@
         <w:pStyle w:val="Title"/>
       </w:pPr>
       <w:r>
-        <w:t>Inledande FSC- /PEFC-klagomål – information om höga naturvärden i avverkningsanmälan A 52046-2022 i Södertälje kommun</w:t>
+        <w:t>Inledande FSC- /PEFC-klagomål – information om höga naturvärden och fridlysta arter i avverkningsanmälan A 52046-2022 i Södertälje kommun</w:t>
       </w:r>
     </w:p>
     <w:p>
       <w:r>
-        <w:t>Detta klagomål behandlar höga naturvärden i avverkningsanmälan A 52046-2022 i Södertälje kommun som inkom 2022-11-03 och omfattar 8,4 ha.</w:t>
+        <w:t>Detta klagomål behandlar höga naturvärden i avverkningsanmälan A 52046-2022 i Södertälje kommun som inkom 2022-11-03 och omfattar 14,4 ha.</w:t>
       </w:r>
     </w:p>
     <w:p>
@@ -216,12 +216,12 @@
         <w:spacing w:after="240"/>
       </w:pPr>
       <w:r>
-        <w:t>Figur 1. Fyndplatser för naturvårdsarter i avverkningsanmälan. Markörer utan svart kant är placerade på fyndplatsen. Markörer med svart kant är placerade vid sidan av fyndplatsen och har ett svart streck som visar fyndplatsens exakta position. Kartans mittpunktskoordinat är N 6560698, E 647872 i SWEREF 99 TM.</w:t>
+        <w:t>Figur 1. Fyndplatser för naturvårdsarter i och inom 5 meter från avverkningsanmälan. Markörer utan svart kant är placerade på fyndplatsen. Markörer med svart kant är placerade vid sidan av fyndplatsen och har ett svart streck som visar fyndplatsens exakta position. Kartans mittpunktskoordinat är N 6560497, E 647779 i SWEREF 99 TM.</w:t>
       </w:r>
     </w:p>
     <w:p>
       <w:r>
-        <w:t>I avverkningsanmälan finns fynd av 1 naturvårdsarter, varav 1 är rödlistad: tjockfotad fingersvamp (NT). Se Figur 1.</w:t>
+        <w:t>I och inom 5 meter från avverkningsanmälan finns fynd av 2 naturvårdsarter, varav 1 är rödlistad, 1 är fridlyst och 1 är typisk (T): ullticka (NT, T) och nattviol (§8). Se Figur 1.</w:t>
       </w:r>
     </w:p>
     <w:p>
@@ -252,10 +252,55 @@
         <w:rPr>
           <w:b/>
         </w:rPr>
-        <w:t xml:space="preserve">Tjockfotad fingersvamp (NT) </w:t>
+        <w:t>Ullticka (NT)</w:t>
       </w:r>
       <w:r>
-        <w:t>bildar mykorrhiza med gran, eventuellt även med tall, i örtrika kalkbarrskogar, samt med bok och ek i ädellövskog på kalkrik mark. Den totala populationen i landet bedöms ha minskat under de senaste 50 åren och förväntas fortsätta minska, främst på grund av slutavverkning av äldre barrskog. Minskningstakten för den svenska populationen bedöms vara nära gränsvärdet för sårbar (VU). Slutavverkning, gödsling eller exploatering måste undvikas (SLU Artdatabanken, 2026).</w:t>
+        <w:t xml:space="preserve"> är knuten till restbestånd av barrnaturskog och förekommer med ett tydligt optimum i orörda eller måttligt påverkade gamla granskogar där det föreligger viss kontinuitet av grov död ved. Ullticka är en bra signalart inom hela sitt utbredningsområde och i södra Sverige är den sällsynt och en god signalart för skyddsvärda granskogsmiljöer. Den hotas av avverkning och fragmentering av naturskog och äldre granskog med lång trädkontinuitet. På ullticka kan ibland ulltickeporing (VU) påträffas - det är en sällsynt ticka som nyligen delats upp i de tre olika arterna ulltickeporing </w:t>
+      </w:r>
+      <w:r>
+        <w:rPr>
+          <w:i/>
+        </w:rPr>
+        <w:t xml:space="preserve">Skeletocutis brevispora </w:t>
+      </w:r>
+      <w:r>
+        <w:t>(VU)</w:t>
+      </w:r>
+      <w:r>
+        <w:rPr>
+          <w:i/>
+        </w:rPr>
+        <w:t>, Skeletocutis delicata</w:t>
+      </w:r>
+      <w:r>
+        <w:t xml:space="preserve"> (VU)</w:t>
+      </w:r>
+      <w:r>
+        <w:rPr>
+          <w:i/>
+        </w:rPr>
+        <w:t xml:space="preserve"> och Skeletocutis exilis</w:t>
+      </w:r>
+      <w:r>
+        <w:t xml:space="preserve"> (NT). Ullticka är typisk art för </w:t>
+      </w:r>
+      <w:r>
+        <w:rPr>
+          <w:i/>
+        </w:rPr>
+        <w:t xml:space="preserve">9010 Taiga, 9050 Näringsrik granskog </w:t>
+      </w:r>
+      <w:r>
+        <w:t xml:space="preserve">och </w:t>
+      </w:r>
+      <w:r>
+        <w:rPr>
+          <w:i/>
+        </w:rPr>
+        <w:t>9030 Landhöjningsskog</w:t>
+      </w:r>
+      <w:r>
+        <w:t xml:space="preserve"> (SLU Artdatabanken, 2026; Nitare &amp; Skogsstyrelsen, 2019; Miettinen &amp; Niemelä, 2018).</w:t>
       </w:r>
     </w:p>
     <w:p>
@@ -348,7 +393,7 @@
         <w:rPr>
           <w:i/>
         </w:rPr>
-        <w:t>I det avverkningsanmälda skogsområdet har 1 naturvårdsarter varav 1 rödlistade arter sina livsmiljöer och växtplatser.</w:t>
+        <w:t>I det avverkningsanmälda skogsområdet har 2 naturvårdsarter varav 1 rödlistade arter sina livsmiljöer och växtplatser.</w:t>
       </w:r>
     </w:p>
     <w:p>
@@ -663,7 +708,7 @@
     <w:r>
       <w:tab/>
       <w:tab/>
-      <w:t>2026-10-01</w:t>
+      <w:t>2026-10-02</w:t>
       <w:br/>
       <w:br/>
     </w:r>

--- a/klagomål/A 52046-2022 FSC-klagomål.docx
+++ b/klagomål/A 52046-2022 FSC-klagomål.docx
@@ -708,7 +708,7 @@
     <w:r>
       <w:tab/>
       <w:tab/>
-      <w:t>2026-10-02</w:t>
+      <w:t>2026-10-03</w:t>
       <w:br/>
       <w:br/>
     </w:r>

--- a/klagomål/A 52046-2022 FSC-klagomål.docx
+++ b/klagomål/A 52046-2022 FSC-klagomål.docx
@@ -708,7 +708,7 @@
     <w:r>
       <w:tab/>
       <w:tab/>
-      <w:t>2026-10-03</w:t>
+      <w:t>2026-10-04</w:t>
       <w:br/>
       <w:br/>
     </w:r>

--- a/klagomål/A 52046-2022 FSC-klagomål.docx
+++ b/klagomål/A 52046-2022 FSC-klagomål.docx
@@ -708,7 +708,7 @@
     <w:r>
       <w:tab/>
       <w:tab/>
-      <w:t>2026-10-04</w:t>
+      <w:t>2026-10-05</w:t>
       <w:br/>
       <w:br/>
     </w:r>

--- a/klagomål/A 52046-2022 FSC-klagomål.docx
+++ b/klagomål/A 52046-2022 FSC-klagomål.docx
@@ -708,7 +708,7 @@
     <w:r>
       <w:tab/>
       <w:tab/>
-      <w:t>2026-10-05</w:t>
+      <w:t>2026-10-06</w:t>
       <w:br/>
       <w:br/>
     </w:r>

--- a/klagomål/A 52046-2022 FSC-klagomål.docx
+++ b/klagomål/A 52046-2022 FSC-klagomål.docx
@@ -708,7 +708,7 @@
     <w:r>
       <w:tab/>
       <w:tab/>
-      <w:t>2026-10-06</w:t>
+      <w:t>2026-10-07</w:t>
       <w:br/>
       <w:br/>
     </w:r>

--- a/klagomål/A 52046-2022 FSC-klagomål.docx
+++ b/klagomål/A 52046-2022 FSC-klagomål.docx
@@ -708,7 +708,7 @@
     <w:r>
       <w:tab/>
       <w:tab/>
-      <w:t>2026-10-07</w:t>
+      <w:t>2026-10-08</w:t>
       <w:br/>
       <w:br/>
     </w:r>

--- a/klagomål/A 52046-2022 FSC-klagomål.docx
+++ b/klagomål/A 52046-2022 FSC-klagomål.docx
@@ -708,7 +708,7 @@
     <w:r>
       <w:tab/>
       <w:tab/>
-      <w:t>2026-10-08</w:t>
+      <w:t>2026-10-09</w:t>
       <w:br/>
       <w:br/>
     </w:r>

--- a/klagomål/A 52046-2022 FSC-klagomål.docx
+++ b/klagomål/A 52046-2022 FSC-klagomål.docx
@@ -708,7 +708,7 @@
     <w:r>
       <w:tab/>
       <w:tab/>
-      <w:t>2026-10-09</w:t>
+      <w:t>2026-10-10</w:t>
       <w:br/>
       <w:br/>
     </w:r>

--- a/klagomål/A 52046-2022 FSC-klagomål.docx
+++ b/klagomål/A 52046-2022 FSC-klagomål.docx
@@ -708,7 +708,7 @@
     <w:r>
       <w:tab/>
       <w:tab/>
-      <w:t>2026-10-17</w:t>
+      <w:t>2026-10-18</w:t>
       <w:br/>
       <w:br/>
     </w:r>

--- a/klagomål/A 52046-2022 FSC-klagomål.docx
+++ b/klagomål/A 52046-2022 FSC-klagomål.docx
@@ -708,7 +708,7 @@
     <w:r>
       <w:tab/>
       <w:tab/>
-      <w:t>2026-10-18</w:t>
+      <w:t>2026-10-19</w:t>
       <w:br/>
       <w:br/>
     </w:r>

--- a/klagomål/A 52046-2022 FSC-klagomål.docx
+++ b/klagomål/A 52046-2022 FSC-klagomål.docx
@@ -708,7 +708,7 @@
     <w:r>
       <w:tab/>
       <w:tab/>
-      <w:t>2026-10-19</w:t>
+      <w:t>2026-10-20</w:t>
       <w:br/>
       <w:br/>
     </w:r>

--- a/klagomål/A 52046-2022 FSC-klagomål.docx
+++ b/klagomål/A 52046-2022 FSC-klagomål.docx
@@ -708,7 +708,7 @@
     <w:r>
       <w:tab/>
       <w:tab/>
-      <w:t>2026-10-20</w:t>
+      <w:t>2026-10-21</w:t>
       <w:br/>
       <w:br/>
     </w:r>

--- a/klagomål/A 52046-2022 FSC-klagomål.docx
+++ b/klagomål/A 52046-2022 FSC-klagomål.docx
@@ -708,7 +708,7 @@
     <w:r>
       <w:tab/>
       <w:tab/>
-      <w:t>2026-10-21</w:t>
+      <w:t>2026-10-22</w:t>
       <w:br/>
       <w:br/>
     </w:r>

--- a/klagomål/A 52046-2022 FSC-klagomål.docx
+++ b/klagomål/A 52046-2022 FSC-klagomål.docx
@@ -708,7 +708,7 @@
     <w:r>
       <w:tab/>
       <w:tab/>
-      <w:t>2026-10-22</w:t>
+      <w:t>2026-10-23</w:t>
       <w:br/>
       <w:br/>
     </w:r>

--- a/klagomål/A 52046-2022 FSC-klagomål.docx
+++ b/klagomål/A 52046-2022 FSC-klagomål.docx
@@ -708,7 +708,7 @@
     <w:r>
       <w:tab/>
       <w:tab/>
-      <w:t>2026-10-23</w:t>
+      <w:t>2026-10-24</w:t>
       <w:br/>
       <w:br/>
     </w:r>

--- a/klagomål/A 52046-2022 FSC-klagomål.docx
+++ b/klagomål/A 52046-2022 FSC-klagomål.docx
@@ -708,7 +708,7 @@
     <w:r>
       <w:tab/>
       <w:tab/>
-      <w:t>2026-10-24</w:t>
+      <w:t>2026-10-25</w:t>
       <w:br/>
       <w:br/>
     </w:r>

--- a/klagomål/A 52046-2022 FSC-klagomål.docx
+++ b/klagomål/A 52046-2022 FSC-klagomål.docx
@@ -708,7 +708,7 @@
     <w:r>
       <w:tab/>
       <w:tab/>
-      <w:t>2026-10-25</w:t>
+      <w:t>2026-10-26</w:t>
       <w:br/>
       <w:br/>
     </w:r>

--- a/klagomål/A 52046-2022 FSC-klagomål.docx
+++ b/klagomål/A 52046-2022 FSC-klagomål.docx
@@ -708,7 +708,7 @@
     <w:r>
       <w:tab/>
       <w:tab/>
-      <w:t>2026-10-26</w:t>
+      <w:t>2026-10-27</w:t>
       <w:br/>
       <w:br/>
     </w:r>

--- a/klagomål/A 52046-2022 FSC-klagomål.docx
+++ b/klagomål/A 52046-2022 FSC-klagomål.docx
@@ -708,7 +708,7 @@
     <w:r>
       <w:tab/>
       <w:tab/>
-      <w:t>2026-10-27</w:t>
+      <w:t>2026-10-28</w:t>
       <w:br/>
       <w:br/>
     </w:r>

--- a/klagomål/A 52046-2022 FSC-klagomål.docx
+++ b/klagomål/A 52046-2022 FSC-klagomål.docx
@@ -708,7 +708,7 @@
     <w:r>
       <w:tab/>
       <w:tab/>
-      <w:t>2026-10-28</w:t>
+      <w:t>2026-10-29</w:t>
       <w:br/>
       <w:br/>
     </w:r>

--- a/klagomål/A 52046-2022 FSC-klagomål.docx
+++ b/klagomål/A 52046-2022 FSC-klagomål.docx
@@ -168,7 +168,7 @@
     </w:p>
     <w:p>
       <w:r>
-        <w:t>Detta klagomål behandlar höga naturvärden i avverkningsanmälan A 52046-2022 i Södertälje kommun som inkom 2022-11-03 och omfattar 14,4 ha.</w:t>
+        <w:t>Detta klagomål behandlar höga naturvärden i avverkningsanmälan A 52046-2022 i Södertälje kommun som inkom 2022-11-03 och omfattar 22,9 ha.</w:t>
       </w:r>
     </w:p>
     <w:p>
@@ -178,7 +178,7 @@
       <w:r>
         <w:drawing>
           <wp:inline xmlns:a="http://schemas.openxmlformats.org/drawingml/2006/main" xmlns:pic="http://schemas.openxmlformats.org/drawingml/2006/picture">
-            <wp:extent cx="5486400" cy="3659485"/>
+            <wp:extent cx="5486400" cy="4326903"/>
             <wp:docPr id="1" name="Picture 1"/>
             <wp:cNvGraphicFramePr>
               <a:graphicFrameLocks noChangeAspect="1"/>
@@ -199,7 +199,7 @@
                   <pic:spPr>
                     <a:xfrm>
                       <a:off x="0" y="0"/>
-                      <a:ext cx="5486400" cy="3659485"/>
+                      <a:ext cx="5486400" cy="4326903"/>
                     </a:xfrm>
                     <a:prstGeom prst="rect"/>
                   </pic:spPr>
@@ -216,12 +216,12 @@
         <w:spacing w:after="240"/>
       </w:pPr>
       <w:r>
-        <w:t>Figur 1. Fyndplatser för naturvårdsarter i och inom 5 meter från avverkningsanmälan. Markörer utan svart kant är placerade på fyndplatsen. Markörer med svart kant är placerade vid sidan av fyndplatsen och har ett svart streck som visar fyndplatsens exakta position. Kartans mittpunktskoordinat är N 6560497, E 647779 i SWEREF 99 TM.</w:t>
+        <w:t>Figur 1. Fyndplatser för naturvårdsarter i och inom 5 meter från avverkningsanmälan. Markörer utan svart kant är placerade på fyndplatsen. Markörer med svart kant är placerade vid sidan av fyndplatsen och har ett svart streck som visar fyndplatsens exakta position. Kartans mittpunktskoordinat är N 6560576, E 647779 i SWEREF 99 TM.</w:t>
       </w:r>
     </w:p>
     <w:p>
       <w:r>
-        <w:t>I och inom 5 meter från avverkningsanmälan finns fynd av 2 naturvårdsarter, varav 1 är rödlistad, 1 är fridlyst och 1 är typisk (T): ullticka (NT, T) och nattviol (§8). Se Figur 1.</w:t>
+        <w:t>I och inom 5 meter från avverkningsanmälan finns fynd av 3 naturvårdsarter, varav 2 är rödlistade, 1 är fridlyst och 1 är typisk (T): tjockfotad fingersvamp (NT), ullticka (NT, T) och nattviol (§8). Se Figur 1.</w:t>
       </w:r>
     </w:p>
     <w:p>
@@ -245,6 +245,17 @@
     <w:p>
       <w:r>
         <w:t>Nedan följer beskrivningar av de naturvårdsarter och fridlysta arter som har sina livsmiljöer och växtplatser i den avverkningsanmälda skogen. De påträffade naturvårdsarterna är ett tydligt kvitto på att det rör sig om en skog med höga naturvärden.</w:t>
+      </w:r>
+    </w:p>
+    <w:p>
+      <w:r>
+        <w:rPr>
+          <w:b/>
+        </w:rPr>
+        <w:t xml:space="preserve">Tjockfotad fingersvamp (NT) </w:t>
+      </w:r>
+      <w:r>
+        <w:t>bildar mykorrhiza med gran, eventuellt även med tall, i örtrika kalkbarrskogar, samt med bok och ek i ädellövskog på kalkrik mark. Den totala populationen i landet bedöms ha minskat under de senaste 50 åren och förväntas fortsätta minska, främst på grund av slutavverkning av äldre barrskog. Minskningstakten för den svenska populationen bedöms vara nära gränsvärdet för sårbar (VU). Slutavverkning, gödsling eller exploatering måste undvikas (SLU Artdatabanken, 2026).</w:t>
       </w:r>
     </w:p>
     <w:p>
@@ -393,7 +404,7 @@
         <w:rPr>
           <w:i/>
         </w:rPr>
-        <w:t>I det avverkningsanmälda skogsområdet har 2 naturvårdsarter varav 1 rödlistade arter sina livsmiljöer och växtplatser.</w:t>
+        <w:t>I det avverkningsanmälda skogsområdet har 3 naturvårdsarter varav 2 rödlistade arter sina livsmiljöer och växtplatser.</w:t>
       </w:r>
     </w:p>
     <w:p>
@@ -708,7 +719,7 @@
     <w:r>
       <w:tab/>
       <w:tab/>
-      <w:t>2026-10-29</w:t>
+      <w:t>2026-10-31</w:t>
       <w:br/>
       <w:br/>
     </w:r>
